--- a/原题/第十周原题/初级绘图函数.docx
+++ b/原题/第十周原题/初级绘图函数.docx
@@ -2920,43 +2920,43 @@
         <w:rPr>
           <w:rFonts w:ascii="Times New Roman" w:hAnsi="Times New Roman" w:cs="Times New Roman"/>
         </w:rPr>
-        <w:t>直线，若散点集聚在直线附近，则认为</w:t>
-      </w:r>
-      <w:r>
-        <w:rPr>
-          <w:rFonts w:ascii="Times New Roman" w:hAnsi="Times New Roman" w:cs="Times New Roman"/>
-        </w:rPr>
-        <w:t>x</w:t>
-      </w:r>
-      <w:r>
-        <w:rPr>
-          <w:rFonts w:ascii="Times New Roman" w:hAnsi="Times New Roman" w:cs="Times New Roman"/>
-        </w:rPr>
-        <w:t>近似服从自由为</w:t>
-      </w:r>
-      <w:r>
-        <w:rPr>
-          <w:rFonts w:ascii="Times New Roman" w:hAnsi="Times New Roman" w:cs="Times New Roman"/>
-        </w:rPr>
-        <w:t>35</w:t>
-      </w:r>
-      <w:r>
-        <w:rPr>
-          <w:rFonts w:ascii="Times New Roman" w:hAnsi="Times New Roman" w:cs="Times New Roman"/>
-        </w:rPr>
-        <w:t>的</w:t>
-      </w:r>
-      <w:r>
-        <w:rPr>
-          <w:rFonts w:ascii="Times New Roman" w:hAnsi="Times New Roman" w:cs="Times New Roman"/>
-        </w:rPr>
-        <w:t>t</w:t>
-      </w:r>
-      <w:r>
-        <w:rPr>
-          <w:rFonts w:ascii="Times New Roman" w:hAnsi="Times New Roman" w:cs="Times New Roman"/>
-        </w:rPr>
-        <w:t>分布。</w:t>
+        <w:t>直线，若散点集聚在直线附近，则认为x近似服从自由度为35的t分布</w:t>
+      </w:r>
+      <w:r>
+        <w:rPr>
+          <w:rFonts w:ascii="Times New Roman" w:hAnsi="Times New Roman" w:cs="Times New Roman"/>
+        </w:rPr>
+        <w:t/>
+      </w:r>
+      <w:r>
+        <w:rPr>
+          <w:rFonts w:ascii="Times New Roman" w:hAnsi="Times New Roman" w:cs="Times New Roman"/>
+        </w:rPr>
+        <w:t/>
+      </w:r>
+      <w:r>
+        <w:rPr>
+          <w:rFonts w:ascii="Times New Roman" w:hAnsi="Times New Roman" w:cs="Times New Roman"/>
+        </w:rPr>
+        <w:t/>
+      </w:r>
+      <w:r>
+        <w:rPr>
+          <w:rFonts w:ascii="Times New Roman" w:hAnsi="Times New Roman" w:cs="Times New Roman"/>
+        </w:rPr>
+        <w:t/>
+      </w:r>
+      <w:r>
+        <w:rPr>
+          <w:rFonts w:ascii="Times New Roman" w:hAnsi="Times New Roman" w:cs="Times New Roman"/>
+        </w:rPr>
+        <w:t/>
+      </w:r>
+      <w:r>
+        <w:rPr>
+          <w:rFonts w:ascii="Times New Roman" w:hAnsi="Times New Roman" w:cs="Times New Roman"/>
+        </w:rPr>
+        <w:t>。</w:t>
       </w:r>
     </w:p>
     <w:p>
@@ -4148,14 +4148,14 @@
         <w:rPr>
           <w:rFonts w:ascii="Times New Roman" w:hAnsi="Times New Roman" w:cs="Times New Roman"/>
         </w:rPr>
-        <w:t>mtext</w:t>
+        <w:t>mtext函数的应用</w:t>
       </w:r>
       <w:proofErr w:type="spellEnd"/>
       <w:r>
         <w:rPr>
           <w:rFonts w:ascii="Times New Roman" w:hAnsi="Times New Roman" w:cs="Times New Roman"/>
         </w:rPr>
-        <w:t>函数当的应用</w:t>
+        <w:t/>
       </w:r>
       <w:r>
         <w:rPr>
